--- a/documentacao/manuais/modelo_formatacao.docx
+++ b/documentacao/manuais/modelo_formatacao.docx
@@ -301,6 +301,7 @@
       </w:r>
     </w:p>
     <w:sectPr>
+      <w:headerReference w:type="default" r:id="rId9"/>
       <w:pgSz w:w="12240" w:h="15840"/>
       <w:pgMar w:top="1417" w:right="1701" w:bottom="1417" w:left="1701" w:header="720" w:footer="720" w:gutter="0"/>
       <w:cols w:space="720"/>
@@ -345,6 +346,211 @@
     </w:p>
   </w:footnote>
 </w:footnotes>
+</file>
+
+<file path=word/header1.xml><?xml version="1.0" encoding="utf-8"?>
+<w:hdr xmlns:wpc="http://schemas.microsoft.com/office/word/2010/wordprocessingCanvas" xmlns:cx="http://schemas.microsoft.com/office/drawing/2014/chartex" xmlns:cx1="http://schemas.microsoft.com/office/drawing/2015/9/8/chartex" xmlns:cx2="http://schemas.microsoft.com/office/drawing/2015/10/21/chartex" xmlns:cx3="http://schemas.microsoft.com/office/drawing/2016/5/9/chartex" xmlns:cx4="http://schemas.microsoft.com/office/drawing/2016/5/10/chartex" xmlns:cx5="http://schemas.microsoft.com/office/drawing/2016/5/11/chartex" xmlns:cx6="http://schemas.microsoft.com/office/drawing/2016/5/12/chartex" xmlns:cx7="http://schemas.microsoft.com/office/drawing/2016/5/13/chartex" xmlns:cx8="http://schemas.microsoft.com/office/drawing/2016/5/14/chartex" xmlns:mc="http://schemas.openxmlformats.org/markup-compatibility/2006" xmlns:aink="http://schemas.microsoft.com/office/drawing/2016/ink" xmlns:am3d="http://schemas.microsoft.com/office/drawing/2017/model3d" xmlns:o="urn:schemas-microsoft-com:office:office" xmlns:oel="http://schemas.microsoft.com/office/2019/extlst" xmlns:r="http://schemas.openxmlformats.org/officeDocument/2006/relationships" xmlns:m="http://schemas.openxmlformats.org/officeDocument/2006/math" xmlns:v="urn:schemas-microsoft-com:vml" xmlns:wp14="http://schemas.microsoft.com/office/word/2010/wordprocessingDrawing" xmlns:wp="http://schemas.openxmlformats.org/drawingml/2006/wordprocessingDrawing" xmlns:w10="urn:schemas-microsoft-com:office:word" xmlns:w="http://schemas.openxmlformats.org/wordprocessingml/2006/main" xmlns:w14="http://schemas.microsoft.com/office/word/2010/wordml" xmlns:w15="http://schemas.microsoft.com/office/word/2012/wordml" xmlns:w16cex="http://schemas.microsoft.com/office/word/2018/wordml/cex" xmlns:w16cid="http://schemas.microsoft.com/office/word/2016/wordml/cid" xmlns:w16="http://schemas.microsoft.com/office/word/2018/wordml" xmlns:w16du="http://schemas.microsoft.com/office/word/2023/wordml/word16du" xmlns:w16sdtdh="http://schemas.microsoft.com/office/word/2020/wordml/sdtdatahash" xmlns:w16sdtfl="http://schemas.microsoft.com/office/word/2024/wordml/sdtformatlock" xmlns:w16se="http://schemas.microsoft.com/office/word/2015/wordml/symex" xmlns:wpg="http://schemas.microsoft.com/office/word/2010/wordprocessingGroup" xmlns:wpi="http://schemas.microsoft.com/office/word/2010/wordprocessingInk" xmlns:wne="http://schemas.microsoft.com/office/word/2006/wordml" xmlns:wps="http://schemas.microsoft.com/office/word/2010/wordprocessingShape" mc:Ignorable="w14 w15 w16se w16cid w16 w16cex w16sdtdh w16sdtfl w16du wp14">
+  <w:p>
+    <w:pPr>
+      <w:pStyle w:val="Cabealho"/>
+      <w:ind w:firstLine="0"/>
+      <w:jc w:val="center"/>
+      <w:rPr>
+        <w:b/>
+        <w:bCs/>
+      </w:rPr>
+    </w:pPr>
+    <w:r>
+      <w:rPr>
+        <w:noProof/>
+      </w:rPr>
+      <w:drawing>
+        <wp:anchor distT="0" distB="0" distL="114300" distR="114300" simplePos="0" relativeHeight="251660288" behindDoc="1" locked="0" layoutInCell="1" allowOverlap="1" wp14:anchorId="4A95FA52" wp14:editId="616842F0">
+          <wp:simplePos x="0" y="0"/>
+          <wp:positionH relativeFrom="column">
+            <wp:posOffset>5073015</wp:posOffset>
+          </wp:positionH>
+          <wp:positionV relativeFrom="paragraph">
+            <wp:posOffset>-98425</wp:posOffset>
+          </wp:positionV>
+          <wp:extent cx="1314450" cy="338455"/>
+          <wp:effectExtent l="0" t="0" r="0" b="4445"/>
+          <wp:wrapTight wrapText="bothSides">
+            <wp:wrapPolygon edited="0">
+              <wp:start x="1252" y="0"/>
+              <wp:lineTo x="0" y="4863"/>
+              <wp:lineTo x="0" y="15805"/>
+              <wp:lineTo x="939" y="20668"/>
+              <wp:lineTo x="3757" y="20668"/>
+              <wp:lineTo x="20974" y="14589"/>
+              <wp:lineTo x="21287" y="1216"/>
+              <wp:lineTo x="15339" y="0"/>
+              <wp:lineTo x="1252" y="0"/>
+            </wp:wrapPolygon>
+          </wp:wrapTight>
+          <wp:docPr id="1628975494" name="Imagem 1"/>
+          <wp:cNvGraphicFramePr>
+            <a:graphicFrameLocks xmlns:a="http://schemas.openxmlformats.org/drawingml/2006/main" noChangeAspect="1"/>
+          </wp:cNvGraphicFramePr>
+          <a:graphic xmlns:a="http://schemas.openxmlformats.org/drawingml/2006/main">
+            <a:graphicData uri="http://schemas.openxmlformats.org/drawingml/2006/picture">
+              <pic:pic xmlns:pic="http://schemas.openxmlformats.org/drawingml/2006/picture">
+                <pic:nvPicPr>
+                  <pic:cNvPr id="1628975494" name="Imagem 1"/>
+                  <pic:cNvPicPr>
+                    <a:picLocks noChangeAspect="1" noChangeArrowheads="1"/>
+                  </pic:cNvPicPr>
+                </pic:nvPicPr>
+                <pic:blipFill>
+                  <a:blip r:embed="rId1">
+                    <a:extLst>
+                      <a:ext uri="{28A0092B-C50C-407E-A947-70E740481C1C}">
+                        <a14:useLocalDpi xmlns:a14="http://schemas.microsoft.com/office/drawing/2010/main" val="0"/>
+                      </a:ext>
+                    </a:extLst>
+                  </a:blip>
+                  <a:stretch>
+                    <a:fillRect/>
+                  </a:stretch>
+                </pic:blipFill>
+                <pic:spPr bwMode="auto">
+                  <a:xfrm>
+                    <a:off x="0" y="0"/>
+                    <a:ext cx="1314450" cy="338455"/>
+                  </a:xfrm>
+                  <a:prstGeom prst="rect">
+                    <a:avLst/>
+                  </a:prstGeom>
+                  <a:noFill/>
+                  <a:ln>
+                    <a:noFill/>
+                  </a:ln>
+                </pic:spPr>
+              </pic:pic>
+            </a:graphicData>
+          </a:graphic>
+          <wp14:sizeRelH relativeFrom="page">
+            <wp14:pctWidth>0</wp14:pctWidth>
+          </wp14:sizeRelH>
+          <wp14:sizeRelV relativeFrom="page">
+            <wp14:pctHeight>0</wp14:pctHeight>
+          </wp14:sizeRelV>
+        </wp:anchor>
+      </w:drawing>
+    </w:r>
+    <w:r>
+      <w:rPr>
+        <w:noProof/>
+      </w:rPr>
+      <w:drawing>
+        <wp:anchor distT="0" distB="0" distL="114300" distR="114300" simplePos="0" relativeHeight="251658240" behindDoc="1" locked="0" layoutInCell="1" allowOverlap="1" wp14:anchorId="232164EB" wp14:editId="50AFE058">
+          <wp:simplePos x="0" y="0"/>
+          <wp:positionH relativeFrom="column">
+            <wp:posOffset>-651510</wp:posOffset>
+          </wp:positionH>
+          <wp:positionV relativeFrom="paragraph">
+            <wp:posOffset>-161925</wp:posOffset>
+          </wp:positionV>
+          <wp:extent cx="1314450" cy="428625"/>
+          <wp:effectExtent l="0" t="0" r="0" b="9525"/>
+          <wp:wrapTight wrapText="bothSides">
+            <wp:wrapPolygon edited="0">
+              <wp:start x="0" y="0"/>
+              <wp:lineTo x="0" y="21120"/>
+              <wp:lineTo x="21287" y="21120"/>
+              <wp:lineTo x="21287" y="0"/>
+              <wp:lineTo x="0" y="0"/>
+            </wp:wrapPolygon>
+          </wp:wrapTight>
+          <wp:docPr id="1890948162" name="Imagem 1" descr="Uma imagem contendo Interface gráfica do usuário&#10;&#10;O conteúdo gerado por IA pode estar incorreto."/>
+          <wp:cNvGraphicFramePr>
+            <a:graphicFrameLocks xmlns:a="http://schemas.openxmlformats.org/drawingml/2006/main" noChangeAspect="1"/>
+          </wp:cNvGraphicFramePr>
+          <a:graphic xmlns:a="http://schemas.openxmlformats.org/drawingml/2006/main">
+            <a:graphicData uri="http://schemas.openxmlformats.org/drawingml/2006/picture">
+              <pic:pic xmlns:pic="http://schemas.openxmlformats.org/drawingml/2006/picture">
+                <pic:nvPicPr>
+                  <pic:cNvPr id="1890948162" name="Imagem 1" descr="Uma imagem contendo Interface gráfica do usuário&#10;&#10;O conteúdo gerado por IA pode estar incorreto."/>
+                  <pic:cNvPicPr>
+                    <a:picLocks noChangeAspect="1" noChangeArrowheads="1"/>
+                  </pic:cNvPicPr>
+                </pic:nvPicPr>
+                <pic:blipFill>
+                  <a:blip r:embed="rId2">
+                    <a:extLst>
+                      <a:ext uri="{28A0092B-C50C-407E-A947-70E740481C1C}">
+                        <a14:useLocalDpi xmlns:a14="http://schemas.microsoft.com/office/drawing/2010/main" val="0"/>
+                      </a:ext>
+                    </a:extLst>
+                  </a:blip>
+                  <a:srcRect/>
+                  <a:stretch>
+                    <a:fillRect/>
+                  </a:stretch>
+                </pic:blipFill>
+                <pic:spPr bwMode="auto">
+                  <a:xfrm>
+                    <a:off x="0" y="0"/>
+                    <a:ext cx="1314450" cy="428625"/>
+                  </a:xfrm>
+                  <a:prstGeom prst="rect">
+                    <a:avLst/>
+                  </a:prstGeom>
+                  <a:noFill/>
+                  <a:ln>
+                    <a:noFill/>
+                  </a:ln>
+                </pic:spPr>
+              </pic:pic>
+            </a:graphicData>
+          </a:graphic>
+          <wp14:sizeRelH relativeFrom="page">
+            <wp14:pctWidth>0</wp14:pctWidth>
+          </wp14:sizeRelH>
+          <wp14:sizeRelV relativeFrom="page">
+            <wp14:pctHeight>0</wp14:pctHeight>
+          </wp14:sizeRelV>
+        </wp:anchor>
+      </w:drawing>
+    </w:r>
+    <w:r>
+      <w:rPr>
+        <w:b/>
+        <w:bCs/>
+      </w:rPr>
+      <w:t xml:space="preserve">AVALIA+ </w:t>
+    </w:r>
+    <w:r>
+      <w:rPr>
+        <w:b/>
+        <w:bCs/>
+      </w:rPr>
+      <w:t>Sistema de inscrição e avaliação seleção PLANTERR/UEFS</w:t>
+    </w:r>
+  </w:p>
+  <w:p>
+    <w:pPr>
+      <w:pStyle w:val="Cabealho"/>
+      <w:ind w:firstLine="0"/>
+      <w:jc w:val="center"/>
+      <w:rPr>
+        <w:b/>
+        <w:bCs/>
+      </w:rPr>
+    </w:pPr>
+  </w:p>
+  <w:p>
+    <w:pPr>
+      <w:pStyle w:val="Cabealho"/>
+      <w:ind w:firstLine="0"/>
+      <w:jc w:val="center"/>
+      <w:rPr>
+        <w:b/>
+        <w:bCs/>
+      </w:rPr>
+    </w:pPr>
+  </w:p>
+</w:hdr>
 </file>
 
 <file path=word/numbering.xml><?xml version="1.0" encoding="utf-8"?>
